--- a/downloads/documents/04 Units/Unit 04 - Environmental Design and Management - Spaces We Live In/Lesson 04.08 - Color in the Home.docx
+++ b/downloads/documents/04 Units/Unit 04 - Environmental Design and Management - Spaces We Live In/Lesson 04.08 - Color in the Home.docx
@@ -352,7 +352,7 @@
         <w:t xml:space="preserve"> </w:t>
       </w:r>
       <w:r>
-        <w:t xml:space="preserve">Tier 3 (FACS): color wheel, primary colors, secondary colors, tertiary colors, tint (color plus white), shade (color plus a touch of a dark color), warm colors, cool colors, interior design, FACS. These are the 17 terms from my Turkish and Portuguese vocabulary cards; see the unit vocabulary list for the three-language table. The cards were made with diacritics stripped and need a native-speaker check before printing.</w:t>
+        <w:t xml:space="preserve">Tier 3 (FACS): color wheel, primary colors, secondary colors, tertiary colors, tint (color plus white), shade (color plus a touch of a dark color), warm colors, cool colors, interior design, FACS. These are the 17 terms from my own vocabulary cards; see the unit vocabulary list for the two-language table, which needs a native speaker check before printing.</w:t>
       </w:r>
     </w:p>
     <w:p>
@@ -1722,7 +1722,7 @@
         <w:pStyle w:val="Compact"/>
       </w:pPr>
       <w:r>
-        <w:t xml:space="preserve">ELL: the translated vocabulary cards in Turkish and Portuguese (17 terms, from my own materials, reproduced on the handout with the diacritics still to be restored by a native speaker) sit at every station next to the English; the color wheel is the same in every language, so the wheel itself is the visual; the sentence frame on the pitch sheet is the pitch; a bilingual partner where possible.</w:t>
+        <w:t xml:space="preserve">ELL: the Spanish vocabulary cards (17 terms, on the handout, to be checked by a native speaker) sit at every station next to the English; the color wheel is the same in every language, so the wheel itself is the visual; the sentence frame on the pitch sheet is the pitch; a bilingual partner where possible.</w:t>
       </w:r>
     </w:p>
     <w:p>
@@ -2578,7 +2578,7 @@
         <w:pStyle w:val="Compact"/>
       </w:pPr>
       <w:r>
-        <w:t xml:space="preserve">My own materials: my Color in the Home lesson plan, its rubric, and the Turkish and Portuguese vocabulary handouts that went with it. My</w:t>
+        <w:t xml:space="preserve">My own materials: my Color in the Home lesson plan, its rubric, and the vocabulary handouts that went with it. My</w:t>
       </w:r>
       <w:r>
         <w:t xml:space="preserve"> </w:t>

--- a/downloads/documents/04 Units/Unit 04 - Environmental Design and Management - Spaces We Live In/Lesson 04.08 - Color in the Home.docx
+++ b/downloads/documents/04 Units/Unit 04 - Environmental Design and Management - Spaces We Live In/Lesson 04.08 - Color in the Home.docx
@@ -220,7 +220,7 @@
         <w:pStyle w:val="FirstParagraph"/>
       </w:pPr>
       <w:r>
-        <w:t xml:space="preserve">Note on the theme line: the task asked for an HSW 1. Health Practices line on well-being if one fits the color-and-mood idea. None does; HSW 1 defines the dimensions of wellness and health behaviors. HSW 5. a), which names environment as a factor in social-emotional health, is the closest verbatim line, so it is cited instead. Note on the NYS FACS PI: my original lesson quoted the Commencement-level performance indicator (</w:t>
+        <w:t xml:space="preserve">Note on the theme line: the unit plan called for an HSW 1. Health Practices line on well-being if one fits the color-and-mood idea. None does; HSW 1 defines the dimensions of wellness and health behaviors. HSW 5. a), which names environment as a factor in social-emotional health, is the closest verbatim line, so it is cited instead. Note on the NYS FACS PI: my original lesson quoted the Commencement-level performance indicator (</w:t>
       </w:r>
       <w:r>
         <w:t xml:space="preserve">“</w:t>
@@ -232,7 +232,19 @@
         <w:t xml:space="preserve">”</w:t>
       </w:r>
       <w:r>
-        <w:t xml:space="preserve">). This is a grade 6 to 8 course, so the Intermediate key idea and PI B are quoted here. Note on the National FCS lines: 11.2.1, 11.2.2, and 11.2.3 are the lines I cited in the original; their 3.0 text is confirmed in the web research file. The original also cited 11.1.4 and 11.6.5; they are dropped because this lesson does not teach careers or client resources.</w:t>
+        <w:t xml:space="preserve">). This is a grade 6 to 8 course, so the Intermediate key idea and PI B are quoted here. Note on the National FCS lines: 11.2.1, 11.2.2, and 11.2.3 are the lines I cited in the original; their 3.0 text is confirmed in</w:t>
+      </w:r>
+      <w:r>
+        <w:t xml:space="preserve"> </w:t>
+      </w:r>
+      <w:r>
+        <w:rPr>
+          <w:rStyle w:val="VerbatimChar"/>
+        </w:rPr>
+        <w:t xml:space="preserve">02 Standards/STANDARDS SOURCES - web research.md</w:t>
+      </w:r>
+      <w:r>
+        <w:t xml:space="preserve">. The original also cited 11.1.4 and 11.6.5; they are dropped because this lesson does not teach careers or client resources.</w:t>
       </w:r>
     </w:p>
     <w:p>
